--- a/docs/downloads/البشير-بالخلاص-في-المسيح-1857/doc_0616.docx
+++ b/docs/downloads/البشير-بالخلاص-في-المسيح-1857/doc_0616.docx
@@ -1,6 +1,6 @@
 
 <file path=word/document.xml><?xml version="1.0" encoding="utf-8"?>
-<w:document xmlns:wpc="http://schemas.microsoft.com/office/word/2010/wordprocessingCanvas" xmlns:cx="http://schemas.microsoft.com/office/drawing/2014/chartex" xmlns:cx1="http://schemas.microsoft.com/office/drawing/2015/9/8/chartex" xmlns:cx2="http://schemas.microsoft.com/office/drawing/2015/10/21/chartex" xmlns:cx3="http://schemas.microsoft.com/office/drawing/2016/5/9/chartex" xmlns:cx4="http://schemas.microsoft.com/office/drawing/2016/5/10/chartex" xmlns:cx5="http://schemas.microsoft.com/office/drawing/2016/5/11/chartex" xmlns:cx6="http://schemas.microsoft.com/office/drawing/2016/5/12/chartex" xmlns:cx7="http://schemas.microsoft.com/office/drawing/2016/5/13/chartex" xmlns:cx8="http://schemas.microsoft.com/office/drawing/2016/5/14/chartex" xmlns:mc="http://schemas.openxmlformats.org/markup-compatibility/2006" xmlns:aink="http://schemas.microsoft.com/office/drawing/2016/ink" xmlns:am3d="http://schemas.microsoft.com/office/drawing/2017/model3d" xmlns:o="urn:schemas-microsoft-com:office:office" xmlns:oel="http://schemas.microsoft.com/office/2019/extlst" xmlns:r="http://schemas.openxmlformats.org/officeDocument/2006/relationships" xmlns:m="http://schemas.openxmlformats.org/officeDocument/2006/math" xmlns:v="urn:schemas-microsoft-com:vml" xmlns:wp14="http://schemas.microsoft.com/office/word/2010/wordprocessingDrawing" xmlns:wp="http://schemas.openxmlformats.org/drawingml/2006/wordprocessingDrawing" xmlns:w10="urn:schemas-microsoft-com:office:word" xmlns:w="http://schemas.openxmlformats.org/wordprocessingml/2006/main" xmlns:w14="http://schemas.microsoft.com/office/word/2010/wordml" xmlns:w15="http://schemas.microsoft.com/office/word/2012/wordml" xmlns:w16cex="http://schemas.microsoft.com/office/word/2018/wordml/cex" xmlns:w16cid="http://schemas.microsoft.com/office/word/2016/wordml/cid" xmlns:w16="http://schemas.microsoft.com/office/word/2018/wordml" xmlns:w16sdtdh="http://schemas.microsoft.com/office/word/2020/wordml/sdtdatahash" xmlns:w16se="http://schemas.microsoft.com/office/word/2015/wordml/symex" xmlns:wpg="http://schemas.microsoft.com/office/word/2010/wordprocessingGroup" xmlns:wpi="http://schemas.microsoft.com/office/word/2010/wordprocessingInk" xmlns:wne="http://schemas.microsoft.com/office/word/2006/wordml" xmlns:wps="http://schemas.microsoft.com/office/word/2010/wordprocessingShape" mc:Ignorable="w14 w15 w16se w16cid w16 w16cex w16sdtdh wp14">
+<w:document xmlns:wpc="http://schemas.microsoft.com/office/word/2010/wordprocessingCanvas" xmlns:cx="http://schemas.microsoft.com/office/drawing/2014/chartex" xmlns:cx1="http://schemas.microsoft.com/office/drawing/2015/9/8/chartex" xmlns:cx2="http://schemas.microsoft.com/office/drawing/2015/10/21/chartex" xmlns:cx3="http://schemas.microsoft.com/office/drawing/2016/5/9/chartex" xmlns:cx4="http://schemas.microsoft.com/office/drawing/2016/5/10/chartex" xmlns:cx5="http://schemas.microsoft.com/office/drawing/2016/5/11/chartex" xmlns:cx6="http://schemas.microsoft.com/office/drawing/2016/5/12/chartex" xmlns:cx7="http://schemas.microsoft.com/office/drawing/2016/5/13/chartex" xmlns:cx8="http://schemas.microsoft.com/office/drawing/2016/5/14/chartex" xmlns:mc="http://schemas.openxmlformats.org/markup-compatibility/2006" xmlns:aink="http://schemas.microsoft.com/office/drawing/2016/ink" xmlns:am3d="http://schemas.microsoft.com/office/drawing/2017/model3d" xmlns:o="urn:schemas-microsoft-com:office:office" xmlns:oel="http://schemas.microsoft.com/office/2019/extlst" xmlns:r="http://schemas.openxmlformats.org/officeDocument/2006/relationships" xmlns:m="http://schemas.openxmlformats.org/officeDocument/2006/math" xmlns:v="urn:schemas-microsoft-com:vml" xmlns:wp14="http://schemas.microsoft.com/office/word/2010/wordprocessingDrawing" xmlns:wp="http://schemas.openxmlformats.org/drawingml/2006/wordprocessingDrawing" xmlns:w10="urn:schemas-microsoft-com:office:word" xmlns:w="http://schemas.openxmlformats.org/wordprocessingml/2006/main" xmlns:w14="http://schemas.microsoft.com/office/word/2010/wordml" xmlns:w15="http://schemas.microsoft.com/office/word/2012/wordml" xmlns:w16cex="http://schemas.microsoft.com/office/word/2018/wordml/cex" xmlns:w16cid="http://schemas.microsoft.com/office/word/2016/wordml/cid" xmlns:w16="http://schemas.microsoft.com/office/word/2018/wordml" xmlns:w16du="http://schemas.microsoft.com/office/word/2023/wordml/word16du" xmlns:w16sdtdh="http://schemas.microsoft.com/office/word/2020/wordml/sdtdatahash" xmlns:w16sdtfl="http://schemas.microsoft.com/office/word/2024/wordml/sdtformatlock" xmlns:w16se="http://schemas.microsoft.com/office/word/2015/wordml/symex" xmlns:wpg="http://schemas.microsoft.com/office/word/2010/wordprocessingGroup" xmlns:wpi="http://schemas.microsoft.com/office/word/2010/wordprocessingInk" xmlns:wne="http://schemas.microsoft.com/office/word/2006/wordml" xmlns:wps="http://schemas.microsoft.com/office/word/2010/wordprocessingShape" mc:Ignorable="w14 w15 w16se w16cid w16 w16cex w16sdtdh w16sdtfl w16du wp14">
   <w:body>
     <w:p>
       <w:pPr>
@@ -931,7 +931,21 @@
           <w:rFonts w:hint="cs"/>
           <w:rtl/>
         </w:rPr>
-        <w:t xml:space="preserve">بالمناسبة إن معاهدة النعمة الغير مشروطة أساسها موجود في المعاهدة التي صُنعت (مع إبراهيم) من قبل أربعمئة </w:t>
+        <w:t xml:space="preserve">بالمناسبة إن معاهدة النعمة </w:t>
+      </w:r>
+      <w:r>
+        <w:rPr>
+          <w:rFonts w:hint="cs"/>
+          <w:rtl/>
+        </w:rPr>
+        <w:t>غير المشروطة</w:t>
+      </w:r>
+      <w:r>
+        <w:rPr>
+          <w:rFonts w:hint="cs"/>
+          <w:rtl/>
+        </w:rPr>
+        <w:t xml:space="preserve"> أساسها موجود في المعاهدة التي صُنعت (مع إبراهيم) من قبل أربعمئة </w:t>
       </w:r>
       <w:r>
         <w:rPr>
@@ -13771,16 +13785,182 @@
           <w:rFonts w:hint="cs"/>
           <w:rtl/>
         </w:rPr>
-        <w:t xml:space="preserve"> كما هو مع الكنيسة الجامعة جسد المسيح الذي يسكنه الروح، هكذا هو الأمر كذلك مع كل كنيسة محلية هي كنيسة أعضاء المسيح بقيادة الروح القدس في ذلك المكان؛ وبأنه بالتالي، ما يفعله أولئك الأعضاء يكم في أنهم يجتمعون معًا في اسم الرب ليسجدوا في الروح والحق. هذه هي الكنيسة وعبادتهم </w:t>
-      </w:r>
-      <w:hyperlink r:id="rId11" w:anchor=":~:text=Stattdessen%20aber%20sucht%20man%20da%2C%20wo%20man%20es%20nach" w:history="1">
+        <w:t xml:space="preserve"> كما هو مع الكنيسة الجامعة جسد المسيح الذي يسكنه الروح، هكذا هو الأمر كذلك مع كل كنيسة محلية هي كنيسة أعضاء المسيح بقيادة الروح القدس في ذلك المكان؛ وبأنه بالتالي، ما يفعله أولئك الأعضاء يكم في أنهم يجتمعون معًا في اسم الرب ليسجدوا في الروح والحق. هذه هي الكنيسة وعبادته</w:t>
+      </w:r>
+      <w:r>
+        <w:rPr>
+          <w:rFonts w:hint="cs"/>
+          <w:rtl/>
+        </w:rPr>
+        <w:t>ا</w:t>
+      </w:r>
+      <w:r>
+        <w:rPr>
+          <w:rFonts w:hint="cs"/>
+          <w:rtl/>
+        </w:rPr>
+        <w:t xml:space="preserve"> </w:t>
+      </w:r>
+      <w:r>
+        <w:rPr>
+          <w:rtl/>
+        </w:rPr>
+        <w:t>ل</w:t>
+      </w:r>
+      <w:r>
+        <w:rPr>
+          <w:rtl/>
+        </w:rPr>
+        <w:t>ل</w:t>
+      </w:r>
+      <w:r>
+        <w:rPr>
+          <w:rtl/>
+        </w:rPr>
+        <w:t>ه</w:t>
+      </w:r>
+      <w:r>
+        <w:rPr>
+          <w:rFonts w:hint="cs"/>
+          <w:rtl/>
+        </w:rPr>
+        <w:t>.</w:t>
+      </w:r>
+    </w:p>
+    <w:p>
+      <w:pPr>
+        <w:rPr>
+          <w:rtl/>
+        </w:rPr>
+      </w:pPr>
+      <w:r>
+        <w:rPr>
+          <w:rFonts w:hint="cs"/>
+          <w:rtl/>
+        </w:rPr>
+        <w:t xml:space="preserve">وبدلاً من ذلك فهنالك مَن يحاول بحسب ما تستهدفه حكمته الخاصة أن يُقيم كنائس. فهم ينشئون مدارس يثقفون فيها رعاة، معلمين، وباختصار خدامًا لهذه الكنائس بتعليمهم </w:t>
+      </w:r>
+      <w:r>
+        <w:rPr>
+          <w:rFonts w:hint="cs"/>
+          <w:rtl/>
+        </w:rPr>
+        <w:t>علومًا</w:t>
+      </w:r>
+      <w:r>
+        <w:rPr>
+          <w:rFonts w:hint="cs"/>
+          <w:rtl/>
+        </w:rPr>
+        <w:t>، وربما بالارتباط بإيمان أرثوذكسي. وينسون بأن الروح يوزع هباته في الكنيسة "كما يشاء" (1. كورنثوس 12: 4 -12)</w:t>
+      </w:r>
+      <w:r>
+        <w:rPr>
+          <w:rFonts w:hint="cs"/>
+          <w:rtl/>
+        </w:rPr>
+        <w:t>. ويصيغون ما كان على الروح إظهاره بتأثير عمله القدير والحر في مؤلفات وصيغ؛ بينما هذه الأمور هي أمام الله صحيحة ولها قيمتها بمدى أن الروح هو مَن يقدمها. كيف سيُربح العالم للإيمان إن رأى بأن المعترفين بهذا الروح هم بأنفسهم في الواقع لا يأتمنونه على أنفسهم، وإنما</w:t>
+      </w:r>
+      <w:r>
+        <w:rPr>
+          <w:rFonts w:hint="cs"/>
+          <w:rtl/>
+        </w:rPr>
+        <w:t xml:space="preserve"> استنادهم هو على حكمة صيغهم وعلى موهبة فن خطابة معلميهم؟ أفلن ينسحب الروح المحزون تاركًا المكان؟ إنهم كإسرائيل الذي لم يقر بامتيازه بأن يكون الله ملكًا عليه وقال: نريد ملكًا كباقي الشعوب أيضًا.</w:t>
+      </w:r>
+    </w:p>
+    <w:p>
+      <w:pPr>
+        <w:rPr>
+          <w:rtl/>
+        </w:rPr>
+      </w:pPr>
+      <w:r>
+        <w:rPr>
+          <w:rFonts w:hint="cs"/>
+          <w:rtl/>
+        </w:rPr>
+        <w:t xml:space="preserve">فعلى الكنيسة أن </w:t>
+      </w:r>
+      <w:r>
+        <w:rPr>
+          <w:rFonts w:hint="cs"/>
+          <w:rtl/>
+        </w:rPr>
+        <w:t xml:space="preserve">تشهد عن حياة رأسها الذي قام، في انتظارها له يوميًا من السماء، كما فعلت في بداية نشأتها أيضًا. عندما نقرأ رسائل الرسل بكل بساطة فمن المستحيل أن لا نلاحظ بأن المسيحيين الأوائل انتظروا الرب بطريقة مختلفة تمامًا عن ما يفعله معظم المسيحيين في أيامنا. فهم فعلاً انتظروه وليس روحيًا؛ وقد آمنوا بأنه </w:t>
+      </w:r>
+      <w:proofErr w:type="spellStart"/>
+      <w:r>
+        <w:rPr>
+          <w:rFonts w:hint="cs"/>
+          <w:rtl/>
+        </w:rPr>
+        <w:t>سيجيء</w:t>
+      </w:r>
+      <w:proofErr w:type="spellEnd"/>
+      <w:r>
+        <w:rPr>
+          <w:rFonts w:hint="cs"/>
+          <w:rtl/>
+        </w:rPr>
+        <w:t xml:space="preserve"> في كل لحظة. فالمجيء كان بالنسبة لهم الغاية التي لأجلها رجعوا عن طرقهم، وهو الدافع للقيام بمسؤولياتهم وعزاء في أحزانهم (1. تسالونيكي 1: 9 -10؛ 2: 19، 20؛ 4: 18؛ </w:t>
+      </w:r>
+      <w:proofErr w:type="spellStart"/>
+      <w:r>
+        <w:rPr>
+          <w:rFonts w:hint="cs"/>
+          <w:rtl/>
+        </w:rPr>
+        <w:t>تيطس</w:t>
+      </w:r>
+      <w:proofErr w:type="spellEnd"/>
+      <w:r>
+        <w:rPr>
+          <w:rFonts w:hint="cs"/>
+          <w:rtl/>
+        </w:rPr>
+        <w:t xml:space="preserve"> 2: 13؛ عبرانيين 10: 36 </w:t>
+      </w:r>
+      <w:r>
+        <w:rPr>
+          <w:rtl/>
+        </w:rPr>
+        <w:t>–</w:t>
+      </w:r>
+      <w:r>
+        <w:rPr>
+          <w:rFonts w:hint="cs"/>
+          <w:rtl/>
+        </w:rPr>
+        <w:t xml:space="preserve"> 37؛ يعقوب 5: 7 </w:t>
+      </w:r>
+      <w:r>
+        <w:rPr>
+          <w:rtl/>
+        </w:rPr>
+        <w:t>–</w:t>
+      </w:r>
+      <w:r>
+        <w:rPr>
+          <w:rFonts w:hint="cs"/>
+          <w:rtl/>
+        </w:rPr>
+        <w:t xml:space="preserve"> 9). إلا أنهم ابتعدوا كثيرًا عن فِكر أولئك التلاميذ الأوائل، إذ لم يعودوا يفهمون لغتهم منحوا لأبسط عباراتهم مفهومًا غريبًا غصبًا. </w:t>
+      </w:r>
+      <w:r>
+        <w:rPr>
+          <w:rFonts w:hint="cs"/>
+          <w:rtl/>
+        </w:rPr>
+        <w:t xml:space="preserve">وقد أصبح مجيء الرب للكثيرين بأنه فقط خراب أورشليم أو الموت أو كذلك شيء دعوه بالمجيء الروحي، لإقامة ملكوت يُدعى ملكوت روحي، والذي لا تعرف عنه الكلمة أي </w:t>
+      </w:r>
+      <w:hyperlink r:id="rId11" w:anchor=":~:text=Die%20meisten%20kennen%20keine%20andere%20Ankunft%20des%20Herrn%20als%20diejenige%2C" w:history="1">
         <w:r>
           <w:rPr>
             <w:rStyle w:val="Hyperlink"/>
-            <w:rFonts w:hint="cs"/>
             <w:rtl/>
           </w:rPr>
-          <w:t>لله</w:t>
+          <w:t>شيء</w:t>
         </w:r>
       </w:hyperlink>
       <w:r>
@@ -13808,7 +13988,7 @@
 </file>
 
 <file path=word/endnotes.xml><?xml version="1.0" encoding="utf-8"?>
-<w:endnotes xmlns:wpc="http://schemas.microsoft.com/office/word/2010/wordprocessingCanvas" xmlns:cx="http://schemas.microsoft.com/office/drawing/2014/chartex" xmlns:cx1="http://schemas.microsoft.com/office/drawing/2015/9/8/chartex" xmlns:cx2="http://schemas.microsoft.com/office/drawing/2015/10/21/chartex" xmlns:cx3="http://schemas.microsoft.com/office/drawing/2016/5/9/chartex" xmlns:cx4="http://schemas.microsoft.com/office/drawing/2016/5/10/chartex" xmlns:cx5="http://schemas.microsoft.com/office/drawing/2016/5/11/chartex" xmlns:cx6="http://schemas.microsoft.com/office/drawing/2016/5/12/chartex" xmlns:cx7="http://schemas.microsoft.com/office/drawing/2016/5/13/chartex" xmlns:cx8="http://schemas.microsoft.com/office/drawing/2016/5/14/chartex" xmlns:mc="http://schemas.openxmlformats.org/markup-compatibility/2006" xmlns:aink="http://schemas.microsoft.com/office/drawing/2016/ink" xmlns:am3d="http://schemas.microsoft.com/office/drawing/2017/model3d" xmlns:o="urn:schemas-microsoft-com:office:office" xmlns:oel="http://schemas.microsoft.com/office/2019/extlst" xmlns:r="http://schemas.openxmlformats.org/officeDocument/2006/relationships" xmlns:m="http://schemas.openxmlformats.org/officeDocument/2006/math" xmlns:v="urn:schemas-microsoft-com:vml" xmlns:wp14="http://schemas.microsoft.com/office/word/2010/wordprocessingDrawing" xmlns:wp="http://schemas.openxmlformats.org/drawingml/2006/wordprocessingDrawing" xmlns:w10="urn:schemas-microsoft-com:office:word" xmlns:w="http://schemas.openxmlformats.org/wordprocessingml/2006/main" xmlns:w14="http://schemas.microsoft.com/office/word/2010/wordml" xmlns:w15="http://schemas.microsoft.com/office/word/2012/wordml" xmlns:w16cex="http://schemas.microsoft.com/office/word/2018/wordml/cex" xmlns:w16cid="http://schemas.microsoft.com/office/word/2016/wordml/cid" xmlns:w16="http://schemas.microsoft.com/office/word/2018/wordml" xmlns:w16sdtdh="http://schemas.microsoft.com/office/word/2020/wordml/sdtdatahash" xmlns:w16se="http://schemas.microsoft.com/office/word/2015/wordml/symex" xmlns:wpg="http://schemas.microsoft.com/office/word/2010/wordprocessingGroup" xmlns:wpi="http://schemas.microsoft.com/office/word/2010/wordprocessingInk" xmlns:wne="http://schemas.microsoft.com/office/word/2006/wordml" xmlns:wps="http://schemas.microsoft.com/office/word/2010/wordprocessingShape" mc:Ignorable="w14 w15 w16se w16cid w16 w16cex w16sdtdh wp14">
+<w:endnotes xmlns:wpc="http://schemas.microsoft.com/office/word/2010/wordprocessingCanvas" xmlns:cx="http://schemas.microsoft.com/office/drawing/2014/chartex" xmlns:cx1="http://schemas.microsoft.com/office/drawing/2015/9/8/chartex" xmlns:cx2="http://schemas.microsoft.com/office/drawing/2015/10/21/chartex" xmlns:cx3="http://schemas.microsoft.com/office/drawing/2016/5/9/chartex" xmlns:cx4="http://schemas.microsoft.com/office/drawing/2016/5/10/chartex" xmlns:cx5="http://schemas.microsoft.com/office/drawing/2016/5/11/chartex" xmlns:cx6="http://schemas.microsoft.com/office/drawing/2016/5/12/chartex" xmlns:cx7="http://schemas.microsoft.com/office/drawing/2016/5/13/chartex" xmlns:cx8="http://schemas.microsoft.com/office/drawing/2016/5/14/chartex" xmlns:mc="http://schemas.openxmlformats.org/markup-compatibility/2006" xmlns:aink="http://schemas.microsoft.com/office/drawing/2016/ink" xmlns:am3d="http://schemas.microsoft.com/office/drawing/2017/model3d" xmlns:o="urn:schemas-microsoft-com:office:office" xmlns:oel="http://schemas.microsoft.com/office/2019/extlst" xmlns:r="http://schemas.openxmlformats.org/officeDocument/2006/relationships" xmlns:m="http://schemas.openxmlformats.org/officeDocument/2006/math" xmlns:v="urn:schemas-microsoft-com:vml" xmlns:wp14="http://schemas.microsoft.com/office/word/2010/wordprocessingDrawing" xmlns:wp="http://schemas.openxmlformats.org/drawingml/2006/wordprocessingDrawing" xmlns:w10="urn:schemas-microsoft-com:office:word" xmlns:w="http://schemas.openxmlformats.org/wordprocessingml/2006/main" xmlns:w14="http://schemas.microsoft.com/office/word/2010/wordml" xmlns:w15="http://schemas.microsoft.com/office/word/2012/wordml" xmlns:w16cex="http://schemas.microsoft.com/office/word/2018/wordml/cex" xmlns:w16cid="http://schemas.microsoft.com/office/word/2016/wordml/cid" xmlns:w16="http://schemas.microsoft.com/office/word/2018/wordml" xmlns:w16du="http://schemas.microsoft.com/office/word/2023/wordml/word16du" xmlns:w16sdtdh="http://schemas.microsoft.com/office/word/2020/wordml/sdtdatahash" xmlns:w16sdtfl="http://schemas.microsoft.com/office/word/2024/wordml/sdtformatlock" xmlns:w16se="http://schemas.microsoft.com/office/word/2015/wordml/symex" xmlns:wpg="http://schemas.microsoft.com/office/word/2010/wordprocessingGroup" xmlns:wpi="http://schemas.microsoft.com/office/word/2010/wordprocessingInk" xmlns:wne="http://schemas.microsoft.com/office/word/2006/wordml" xmlns:wps="http://schemas.microsoft.com/office/word/2010/wordprocessingShape" mc:Ignorable="w14 w15 w16se w16cid w16 w16cex w16sdtdh w16sdtfl w16du wp14">
   <w:endnote w:type="separator" w:id="-1">
     <w:p>
       <w:pPr>
@@ -13833,7 +14013,7 @@
 </file>
 
 <file path=word/footnotes.xml><?xml version="1.0" encoding="utf-8"?>
-<w:footnotes xmlns:wpc="http://schemas.microsoft.com/office/word/2010/wordprocessingCanvas" xmlns:cx="http://schemas.microsoft.com/office/drawing/2014/chartex" xmlns:cx1="http://schemas.microsoft.com/office/drawing/2015/9/8/chartex" xmlns:cx2="http://schemas.microsoft.com/office/drawing/2015/10/21/chartex" xmlns:cx3="http://schemas.microsoft.com/office/drawing/2016/5/9/chartex" xmlns:cx4="http://schemas.microsoft.com/office/drawing/2016/5/10/chartex" xmlns:cx5="http://schemas.microsoft.com/office/drawing/2016/5/11/chartex" xmlns:cx6="http://schemas.microsoft.com/office/drawing/2016/5/12/chartex" xmlns:cx7="http://schemas.microsoft.com/office/drawing/2016/5/13/chartex" xmlns:cx8="http://schemas.microsoft.com/office/drawing/2016/5/14/chartex" xmlns:mc="http://schemas.openxmlformats.org/markup-compatibility/2006" xmlns:aink="http://schemas.microsoft.com/office/drawing/2016/ink" xmlns:am3d="http://schemas.microsoft.com/office/drawing/2017/model3d" xmlns:o="urn:schemas-microsoft-com:office:office" xmlns:oel="http://schemas.microsoft.com/office/2019/extlst" xmlns:r="http://schemas.openxmlformats.org/officeDocument/2006/relationships" xmlns:m="http://schemas.openxmlformats.org/officeDocument/2006/math" xmlns:v="urn:schemas-microsoft-com:vml" xmlns:wp14="http://schemas.microsoft.com/office/word/2010/wordprocessingDrawing" xmlns:wp="http://schemas.openxmlformats.org/drawingml/2006/wordprocessingDrawing" xmlns:w10="urn:schemas-microsoft-com:office:word" xmlns:w="http://schemas.openxmlformats.org/wordprocessingml/2006/main" xmlns:w14="http://schemas.microsoft.com/office/word/2010/wordml" xmlns:w15="http://schemas.microsoft.com/office/word/2012/wordml" xmlns:w16cex="http://schemas.microsoft.com/office/word/2018/wordml/cex" xmlns:w16cid="http://schemas.microsoft.com/office/word/2016/wordml/cid" xmlns:w16="http://schemas.microsoft.com/office/word/2018/wordml" xmlns:w16sdtdh="http://schemas.microsoft.com/office/word/2020/wordml/sdtdatahash" xmlns:w16se="http://schemas.microsoft.com/office/word/2015/wordml/symex" xmlns:wpg="http://schemas.microsoft.com/office/word/2010/wordprocessingGroup" xmlns:wpi="http://schemas.microsoft.com/office/word/2010/wordprocessingInk" xmlns:wne="http://schemas.microsoft.com/office/word/2006/wordml" xmlns:wps="http://schemas.microsoft.com/office/word/2010/wordprocessingShape" mc:Ignorable="w14 w15 w16se w16cid w16 w16cex w16sdtdh wp14">
+<w:footnotes xmlns:wpc="http://schemas.microsoft.com/office/word/2010/wordprocessingCanvas" xmlns:cx="http://schemas.microsoft.com/office/drawing/2014/chartex" xmlns:cx1="http://schemas.microsoft.com/office/drawing/2015/9/8/chartex" xmlns:cx2="http://schemas.microsoft.com/office/drawing/2015/10/21/chartex" xmlns:cx3="http://schemas.microsoft.com/office/drawing/2016/5/9/chartex" xmlns:cx4="http://schemas.microsoft.com/office/drawing/2016/5/10/chartex" xmlns:cx5="http://schemas.microsoft.com/office/drawing/2016/5/11/chartex" xmlns:cx6="http://schemas.microsoft.com/office/drawing/2016/5/12/chartex" xmlns:cx7="http://schemas.microsoft.com/office/drawing/2016/5/13/chartex" xmlns:cx8="http://schemas.microsoft.com/office/drawing/2016/5/14/chartex" xmlns:mc="http://schemas.openxmlformats.org/markup-compatibility/2006" xmlns:aink="http://schemas.microsoft.com/office/drawing/2016/ink" xmlns:am3d="http://schemas.microsoft.com/office/drawing/2017/model3d" xmlns:o="urn:schemas-microsoft-com:office:office" xmlns:oel="http://schemas.microsoft.com/office/2019/extlst" xmlns:r="http://schemas.openxmlformats.org/officeDocument/2006/relationships" xmlns:m="http://schemas.openxmlformats.org/officeDocument/2006/math" xmlns:v="urn:schemas-microsoft-com:vml" xmlns:wp14="http://schemas.microsoft.com/office/word/2010/wordprocessingDrawing" xmlns:wp="http://schemas.openxmlformats.org/drawingml/2006/wordprocessingDrawing" xmlns:w10="urn:schemas-microsoft-com:office:word" xmlns:w="http://schemas.openxmlformats.org/wordprocessingml/2006/main" xmlns:w14="http://schemas.microsoft.com/office/word/2010/wordml" xmlns:w15="http://schemas.microsoft.com/office/word/2012/wordml" xmlns:w16cex="http://schemas.microsoft.com/office/word/2018/wordml/cex" xmlns:w16cid="http://schemas.microsoft.com/office/word/2016/wordml/cid" xmlns:w16="http://schemas.microsoft.com/office/word/2018/wordml" xmlns:w16du="http://schemas.microsoft.com/office/word/2023/wordml/word16du" xmlns:w16sdtdh="http://schemas.microsoft.com/office/word/2020/wordml/sdtdatahash" xmlns:w16sdtfl="http://schemas.microsoft.com/office/word/2024/wordml/sdtformatlock" xmlns:w16se="http://schemas.microsoft.com/office/word/2015/wordml/symex" xmlns:wpg="http://schemas.microsoft.com/office/word/2010/wordprocessingGroup" xmlns:wpi="http://schemas.microsoft.com/office/word/2010/wordprocessingInk" xmlns:wne="http://schemas.microsoft.com/office/word/2006/wordml" xmlns:wps="http://schemas.microsoft.com/office/word/2010/wordprocessingShape" mc:Ignorable="w14 w15 w16se w16cid w16 w16cex w16sdtdh w16sdtfl w16du wp14">
   <w:footnote w:type="separator" w:id="-1">
     <w:p>
       <w:pPr>
@@ -14376,7 +14556,7 @@
 </file>
 
 <file path=word/numbering.xml><?xml version="1.0" encoding="utf-8"?>
-<w:numbering xmlns:wpc="http://schemas.microsoft.com/office/word/2010/wordprocessingCanvas" xmlns:cx="http://schemas.microsoft.com/office/drawing/2014/chartex" xmlns:cx1="http://schemas.microsoft.com/office/drawing/2015/9/8/chartex" xmlns:cx2="http://schemas.microsoft.com/office/drawing/2015/10/21/chartex" xmlns:cx3="http://schemas.microsoft.com/office/drawing/2016/5/9/chartex" xmlns:cx4="http://schemas.microsoft.com/office/drawing/2016/5/10/chartex" xmlns:cx5="http://schemas.microsoft.com/office/drawing/2016/5/11/chartex" xmlns:cx6="http://schemas.microsoft.com/office/drawing/2016/5/12/chartex" xmlns:cx7="http://schemas.microsoft.com/office/drawing/2016/5/13/chartex" xmlns:cx8="http://schemas.microsoft.com/office/drawing/2016/5/14/chartex" xmlns:mc="http://schemas.openxmlformats.org/markup-compatibility/2006" xmlns:aink="http://schemas.microsoft.com/office/drawing/2016/ink" xmlns:am3d="http://schemas.microsoft.com/office/drawing/2017/model3d" xmlns:o="urn:schemas-microsoft-com:office:office" xmlns:oel="http://schemas.microsoft.com/office/2019/extlst" xmlns:r="http://schemas.openxmlformats.org/officeDocument/2006/relationships" xmlns:m="http://schemas.openxmlformats.org/officeDocument/2006/math" xmlns:v="urn:schemas-microsoft-com:vml" xmlns:wp14="http://schemas.microsoft.com/office/word/2010/wordprocessingDrawing" xmlns:wp="http://schemas.openxmlformats.org/drawingml/2006/wordprocessingDrawing" xmlns:w10="urn:schemas-microsoft-com:office:word" xmlns:w="http://schemas.openxmlformats.org/wordprocessingml/2006/main" xmlns:w14="http://schemas.microsoft.com/office/word/2010/wordml" xmlns:w15="http://schemas.microsoft.com/office/word/2012/wordml" xmlns:w16cex="http://schemas.microsoft.com/office/word/2018/wordml/cex" xmlns:w16cid="http://schemas.microsoft.com/office/word/2016/wordml/cid" xmlns:w16="http://schemas.microsoft.com/office/word/2018/wordml" xmlns:w16sdtdh="http://schemas.microsoft.com/office/word/2020/wordml/sdtdatahash" xmlns:w16se="http://schemas.microsoft.com/office/word/2015/wordml/symex" xmlns:wpg="http://schemas.microsoft.com/office/word/2010/wordprocessingGroup" xmlns:wpi="http://schemas.microsoft.com/office/word/2010/wordprocessingInk" xmlns:wne="http://schemas.microsoft.com/office/word/2006/wordml" xmlns:wps="http://schemas.microsoft.com/office/word/2010/wordprocessingShape" mc:Ignorable="w14 w15 w16se w16cid w16 w16cex w16sdtdh wp14">
+<w:numbering xmlns:wpc="http://schemas.microsoft.com/office/word/2010/wordprocessingCanvas" xmlns:cx="http://schemas.microsoft.com/office/drawing/2014/chartex" xmlns:cx1="http://schemas.microsoft.com/office/drawing/2015/9/8/chartex" xmlns:cx2="http://schemas.microsoft.com/office/drawing/2015/10/21/chartex" xmlns:cx3="http://schemas.microsoft.com/office/drawing/2016/5/9/chartex" xmlns:cx4="http://schemas.microsoft.com/office/drawing/2016/5/10/chartex" xmlns:cx5="http://schemas.microsoft.com/office/drawing/2016/5/11/chartex" xmlns:cx6="http://schemas.microsoft.com/office/drawing/2016/5/12/chartex" xmlns:cx7="http://schemas.microsoft.com/office/drawing/2016/5/13/chartex" xmlns:cx8="http://schemas.microsoft.com/office/drawing/2016/5/14/chartex" xmlns:mc="http://schemas.openxmlformats.org/markup-compatibility/2006" xmlns:aink="http://schemas.microsoft.com/office/drawing/2016/ink" xmlns:am3d="http://schemas.microsoft.com/office/drawing/2017/model3d" xmlns:o="urn:schemas-microsoft-com:office:office" xmlns:oel="http://schemas.microsoft.com/office/2019/extlst" xmlns:r="http://schemas.openxmlformats.org/officeDocument/2006/relationships" xmlns:m="http://schemas.openxmlformats.org/officeDocument/2006/math" xmlns:v="urn:schemas-microsoft-com:vml" xmlns:wp14="http://schemas.microsoft.com/office/word/2010/wordprocessingDrawing" xmlns:wp="http://schemas.openxmlformats.org/drawingml/2006/wordprocessingDrawing" xmlns:w10="urn:schemas-microsoft-com:office:word" xmlns:w="http://schemas.openxmlformats.org/wordprocessingml/2006/main" xmlns:w14="http://schemas.microsoft.com/office/word/2010/wordml" xmlns:w15="http://schemas.microsoft.com/office/word/2012/wordml" xmlns:w16cex="http://schemas.microsoft.com/office/word/2018/wordml/cex" xmlns:w16cid="http://schemas.microsoft.com/office/word/2016/wordml/cid" xmlns:w16="http://schemas.microsoft.com/office/word/2018/wordml" xmlns:w16du="http://schemas.microsoft.com/office/word/2023/wordml/word16du" xmlns:w16sdtdh="http://schemas.microsoft.com/office/word/2020/wordml/sdtdatahash" xmlns:w16sdtfl="http://schemas.microsoft.com/office/word/2024/wordml/sdtformatlock" xmlns:w16se="http://schemas.microsoft.com/office/word/2015/wordml/symex" xmlns:wpg="http://schemas.microsoft.com/office/word/2010/wordprocessingGroup" xmlns:wpi="http://schemas.microsoft.com/office/word/2010/wordprocessingInk" xmlns:wne="http://schemas.microsoft.com/office/word/2006/wordml" xmlns:wps="http://schemas.microsoft.com/office/word/2010/wordprocessingShape" mc:Ignorable="w14 w15 w16se w16cid w16 w16cex w16sdtdh w16sdtfl w16du wp14">
   <w:abstractNum w:abstractNumId="0" w15:restartNumberingAfterBreak="0">
     <w:nsid w:val="08264DBA"/>
     <w:multiLevelType w:val="hybridMultilevel"/>
@@ -14588,7 +14768,7 @@
 </file>
 
 <file path=word/styles.xml><?xml version="1.0" encoding="utf-8"?>
-<w:styles xmlns:mc="http://schemas.openxmlformats.org/markup-compatibility/2006" xmlns:r="http://schemas.openxmlformats.org/officeDocument/2006/relationships" xmlns:w="http://schemas.openxmlformats.org/wordprocessingml/2006/main" xmlns:w14="http://schemas.microsoft.com/office/word/2010/wordml" xmlns:w15="http://schemas.microsoft.com/office/word/2012/wordml" xmlns:w16cex="http://schemas.microsoft.com/office/word/2018/wordml/cex" xmlns:w16cid="http://schemas.microsoft.com/office/word/2016/wordml/cid" xmlns:w16="http://schemas.microsoft.com/office/word/2018/wordml" xmlns:w16sdtdh="http://schemas.microsoft.com/office/word/2020/wordml/sdtdatahash" xmlns:w16se="http://schemas.microsoft.com/office/word/2015/wordml/symex" mc:Ignorable="w14 w15 w16se w16cid w16 w16cex w16sdtdh">
+<w:styles xmlns:mc="http://schemas.openxmlformats.org/markup-compatibility/2006" xmlns:r="http://schemas.openxmlformats.org/officeDocument/2006/relationships" xmlns:w="http://schemas.openxmlformats.org/wordprocessingml/2006/main" xmlns:w14="http://schemas.microsoft.com/office/word/2010/wordml" xmlns:w15="http://schemas.microsoft.com/office/word/2012/wordml" xmlns:w16cex="http://schemas.microsoft.com/office/word/2018/wordml/cex" xmlns:w16cid="http://schemas.microsoft.com/office/word/2016/wordml/cid" xmlns:w16="http://schemas.microsoft.com/office/word/2018/wordml" xmlns:w16du="http://schemas.microsoft.com/office/word/2023/wordml/word16du" xmlns:w16sdtdh="http://schemas.microsoft.com/office/word/2020/wordml/sdtdatahash" xmlns:w16sdtfl="http://schemas.microsoft.com/office/word/2024/wordml/sdtformatlock" xmlns:w16se="http://schemas.microsoft.com/office/word/2015/wordml/symex" mc:Ignorable="w14 w15 w16se w16cid w16 w16cex w16sdtdh w16sdtfl w16du">
   <w:docDefaults>
     <w:rPrDefault>
       <w:rPr>

--- a/docs/downloads/البشير-بالخلاص-في-المسيح-1857/doc_0616.docx
+++ b/docs/downloads/البشير-بالخلاص-في-المسيح-1857/doc_0616.docx
@@ -13805,19 +13805,7 @@
         <w:rPr>
           <w:rtl/>
         </w:rPr>
-        <w:t>ل</w:t>
-      </w:r>
-      <w:r>
-        <w:rPr>
-          <w:rtl/>
-        </w:rPr>
-        <w:t>ل</w:t>
-      </w:r>
-      <w:r>
-        <w:rPr>
-          <w:rtl/>
-        </w:rPr>
-        <w:t>ه</w:t>
+        <w:t>لله</w:t>
       </w:r>
       <w:r>
         <w:rPr>
@@ -13903,7 +13891,21 @@
           <w:rFonts w:hint="cs"/>
           <w:rtl/>
         </w:rPr>
-        <w:t xml:space="preserve"> في كل لحظة. فالمجيء كان بالنسبة لهم الغاية التي لأجلها رجعوا عن طرقهم، وهو الدافع للقيام بمسؤولياتهم وعزاء في أحزانهم (1. تسالونيكي 1: 9 -10؛ 2: 19، 20؛ 4: 18؛ </w:t>
+        <w:t xml:space="preserve"> في كل لحظة. فالمجيء كان بالنسبة لهم الغاية التي لأجلها رجعوا عن طرقهم، وهو الدافع للقيام بمسؤولياتهم و</w:t>
+      </w:r>
+      <w:r>
+        <w:rPr>
+          <w:rFonts w:hint="cs"/>
+          <w:rtl/>
+        </w:rPr>
+        <w:t>ال</w:t>
+      </w:r>
+      <w:r>
+        <w:rPr>
+          <w:rFonts w:hint="cs"/>
+          <w:rtl/>
+        </w:rPr>
+        <w:t xml:space="preserve">عزاء في أحزانهم (1. تسالونيكي 1: 9 -10؛ 2: 19، 20؛ 4: 18؛ </w:t>
       </w:r>
       <w:proofErr w:type="spellStart"/>
       <w:r>
@@ -13954,15 +13956,12 @@
         </w:rPr>
         <w:t xml:space="preserve">وقد أصبح مجيء الرب للكثيرين بأنه فقط خراب أورشليم أو الموت أو كذلك شيء دعوه بالمجيء الروحي، لإقامة ملكوت يُدعى ملكوت روحي، والذي لا تعرف عنه الكلمة أي </w:t>
       </w:r>
-      <w:hyperlink r:id="rId11" w:anchor=":~:text=Die%20meisten%20kennen%20keine%20andere%20Ankunft%20des%20Herrn%20als%20diejenige%2C" w:history="1">
-        <w:r>
-          <w:rPr>
-            <w:rStyle w:val="Hyperlink"/>
-            <w:rtl/>
-          </w:rPr>
-          <w:t>شيء</w:t>
-        </w:r>
-      </w:hyperlink>
+      <w:r>
+        <w:rPr>
+          <w:rtl/>
+        </w:rPr>
+        <w:t>شيء</w:t>
+      </w:r>
       <w:r>
         <w:rPr>
           <w:rFonts w:hint="cs"/>
@@ -13971,7 +13970,78 @@
         <w:t>.</w:t>
       </w:r>
     </w:p>
-    <w:p/>
+    <w:p>
+      <w:r>
+        <w:rPr>
+          <w:rFonts w:hint="cs"/>
+          <w:rtl/>
+        </w:rPr>
+        <w:t>المعظم لا يعرف مجيئًا آخر للرب غير الذي سيدين فيه العالم، وبالتالي يخلطون يوم غضب الخروف باليوم المحبو</w:t>
+      </w:r>
+      <w:r>
+        <w:rPr>
+          <w:rFonts w:hint="cs"/>
+          <w:rtl/>
+        </w:rPr>
+        <w:t>ب</w:t>
+      </w:r>
+      <w:r>
+        <w:rPr>
+          <w:rFonts w:hint="cs"/>
+          <w:rtl/>
+        </w:rPr>
+        <w:t xml:space="preserve"> والمجيد لاتحاده بعروسه المحبوبة جدًا. وعند تذكيرهم بتعليم الكلمة حول هذه النقطة، فسيقولون لكم كما قال </w:t>
+      </w:r>
+      <w:proofErr w:type="spellStart"/>
+      <w:r>
+        <w:rPr>
+          <w:rFonts w:hint="cs"/>
+          <w:rtl/>
+        </w:rPr>
+        <w:t>فيستس</w:t>
+      </w:r>
+      <w:proofErr w:type="spellEnd"/>
+      <w:r>
+        <w:rPr>
+          <w:rFonts w:hint="cs"/>
+          <w:rtl/>
+        </w:rPr>
+        <w:t xml:space="preserve"> لبولس: "</w:t>
+      </w:r>
+      <w:r>
+        <w:rPr>
+          <w:rtl/>
+        </w:rPr>
+        <w:t>الْكُتُبُ الْكَثِيرَةُ</w:t>
+      </w:r>
+      <w:r>
+        <w:rPr>
+          <w:rFonts w:hint="cs"/>
+          <w:rtl/>
+        </w:rPr>
+        <w:t xml:space="preserve"> (التعاليم الكثيرة التي تتلقاها)</w:t>
+      </w:r>
+      <w:r>
+        <w:rPr>
+          <w:rtl/>
+        </w:rPr>
+        <w:t xml:space="preserve"> تُحَوِّلُكَ إِلَى الْهَذَيَانِ</w:t>
+      </w:r>
+      <w:r>
+        <w:rPr>
+          <w:rFonts w:hint="cs"/>
+          <w:rtl/>
+        </w:rPr>
+        <w:t>" فمع انتظار الرب يوميًا أيضًا اتحاد التلاميذ، وانفصالهم عن العالم، والحياة الروحية والسماوية التي تميزوا بها في البداية تكون قد تلاشت. حينما قال العبد في قلبه: "سيدي يبطئ قدومه"، ابتدأ بضرب</w:t>
+      </w:r>
+      <w:r>
+        <w:rPr>
+          <w:rFonts w:hint="cs"/>
+          <w:rtl/>
+        </w:rPr>
+        <w:t xml:space="preserve"> رفاقه العبيد وشرب وأكل مع السكارى (متى 24: 48 إلخ). حينما توقفت الكنيسة عن النظر إلى العُلا لتنتظر الرب من السماء، انخفض نظرها نحو الأسفل لتطلب هنا راحتها، </w:t>
+      </w:r>
+    </w:p>
     <w:sectPr>
       <w:footnotePr>
         <w:numRestart w:val="eachSect"/>

--- a/docs/downloads/البشير-بالخلاص-في-المسيح-1857/doc_0616.docx
+++ b/docs/downloads/البشير-بالخلاص-في-المسيح-1857/doc_0616.docx
@@ -13971,6 +13971,11 @@
       </w:r>
     </w:p>
     <w:p>
+      <w:pPr>
+        <w:rPr>
+          <w:rtl/>
+        </w:rPr>
+      </w:pPr>
       <w:r>
         <w:rPr>
           <w:rFonts w:hint="cs"/>
@@ -14040,6 +14045,286 @@
           <w:rtl/>
         </w:rPr>
         <w:t xml:space="preserve"> رفاقه العبيد وشرب وأكل مع السكارى (متى 24: 48 إلخ). حينما توقفت الكنيسة عن النظر إلى العُلا لتنتظر الرب من السماء، انخفض نظرها نحو الأسفل لتطلب هنا راحتها، </w:t>
+      </w:r>
+      <w:r>
+        <w:rPr>
+          <w:rFonts w:hint="cs"/>
+          <w:rtl/>
+        </w:rPr>
+        <w:t xml:space="preserve">واستقرارها، غناها وكرامتها. هي تحولت لتكون أرضية وعدوًا لصليب المسيح. هي ارتبطت بالعالم حتى أنها أعطت له الحق في أن يكون له حق المواطنة فيها وضحّت بعبادتها وبعشاءها مع الرب له. وفي الأخير طلبت كرامتها في خزيها </w:t>
+      </w:r>
+      <w:r>
+        <w:rPr>
+          <w:rtl/>
+        </w:rPr>
+        <w:t>–</w:t>
+      </w:r>
+      <w:r>
+        <w:rPr>
+          <w:rFonts w:hint="cs"/>
+          <w:rtl/>
+        </w:rPr>
+        <w:t xml:space="preserve"> في مكانة معترف بها، هادئة وكريمة وسط العالم الذي صلب رأسها.</w:t>
+      </w:r>
+    </w:p>
+    <w:p>
+      <w:r>
+        <w:rPr>
+          <w:rFonts w:hint="cs"/>
+          <w:rtl/>
+        </w:rPr>
+        <w:t>وليس فقط مع العالم ارتبط المسيحيون، بل وأيضًا انفصلوا عن بعضهم. فبدلاً من أن يشهدوا عن وحدة الروح، التي عاشت فيهم</w:t>
+      </w:r>
+      <w:r>
+        <w:rPr>
+          <w:rFonts w:hint="cs"/>
+          <w:rtl/>
+        </w:rPr>
+        <w:t xml:space="preserve"> وقادتهم</w:t>
+      </w:r>
+      <w:r>
+        <w:rPr>
+          <w:rFonts w:hint="cs"/>
+          <w:rtl/>
+        </w:rPr>
+        <w:t xml:space="preserve"> إلى وحدانية الجسد، انقسمت الكنيسة إلى أحزاب لا عدد لها، تميزت عن بعضها بتسميات بشرية</w:t>
+      </w:r>
+      <w:r>
+        <w:rPr>
+          <w:rFonts w:hint="cs"/>
+          <w:rtl/>
+        </w:rPr>
+        <w:t xml:space="preserve">، شعوب أو عقائد. آهٍ! فهذا لم يكن ما طلبه الرب لهم حينما قال: "... </w:t>
+      </w:r>
+      <w:r>
+        <w:rPr>
+          <w:rtl/>
+        </w:rPr>
+        <w:t>لِيَكُونَ الْجَمِيعُ وَاحِدًا، كَمَا أَنَّكَ أَنْتَ أَيُّهَا الآبُ فِيَّ وَأَنَا فِيكَ، لِيَكُونُوا هُمْ أَيْضًا وَاحِدًا فِينَا، لِيُؤْمِنَ الْعَالَمُ أَنَّكَ أَرْسَلْتَنِي.</w:t>
+      </w:r>
+      <w:r>
+        <w:rPr>
+          <w:rFonts w:hint="cs"/>
+          <w:rtl/>
+        </w:rPr>
+        <w:t>" (يوحنا 17: 21). كما وهذا لم يكن المشهد الذي عرضه التلاميذ الأوائل، حينما "</w:t>
+      </w:r>
+      <w:r>
+        <w:rPr>
+          <w:rtl/>
+        </w:rPr>
+        <w:t xml:space="preserve"> كَانُوا</w:t>
+      </w:r>
+      <w:r>
+        <w:rPr>
+          <w:rFonts w:hint="cs"/>
+          <w:rtl/>
+        </w:rPr>
+        <w:t xml:space="preserve"> جميعهم</w:t>
+      </w:r>
+      <w:r>
+        <w:rPr>
+          <w:rtl/>
+        </w:rPr>
+        <w:t xml:space="preserve"> مَعًا</w:t>
+      </w:r>
+      <w:r>
+        <w:rPr>
+          <w:rFonts w:hint="cs"/>
+          <w:rtl/>
+        </w:rPr>
+        <w:t>" و "</w:t>
+      </w:r>
+      <w:r>
+        <w:rPr>
+          <w:rtl/>
+        </w:rPr>
+        <w:t>وَكَانَ لِجُمْهُورِ الَّذِينَ آمَنُوا قَلْبٌ وَاحِدٌ وَنَفْسٌ وَاحِدَةٌ،</w:t>
+      </w:r>
+      <w:r>
+        <w:rPr>
+          <w:rFonts w:hint="cs"/>
+          <w:rtl/>
+        </w:rPr>
+        <w:t xml:space="preserve">" (أعمال الرسل 2: 44 </w:t>
+      </w:r>
+      <w:r>
+        <w:rPr>
+          <w:rtl/>
+        </w:rPr>
+        <w:t>–</w:t>
+      </w:r>
+      <w:r>
+        <w:rPr>
+          <w:rFonts w:hint="cs"/>
+          <w:rtl/>
+        </w:rPr>
+        <w:t xml:space="preserve"> 47؛ 4: 32 </w:t>
+      </w:r>
+      <w:r>
+        <w:rPr>
+          <w:rtl/>
+        </w:rPr>
+        <w:t>–</w:t>
+      </w:r>
+      <w:r>
+        <w:rPr>
+          <w:rFonts w:hint="cs"/>
+          <w:rtl/>
+        </w:rPr>
+        <w:t xml:space="preserve"> 33). كما وكانت نعمة عظيمة عليهم جميعًا وقد آمن الكثير من الناس. صحيح أن هذا الاتحاد المبارك عانى في كورنثوس مقاومة خطيرة، حينما قال واحد: "أنا لبولس، وآخر: أنا </w:t>
+      </w:r>
+      <w:proofErr w:type="spellStart"/>
+      <w:r>
+        <w:rPr>
+          <w:rFonts w:hint="cs"/>
+          <w:rtl/>
+        </w:rPr>
+        <w:t>لأبولس</w:t>
+      </w:r>
+      <w:proofErr w:type="spellEnd"/>
+      <w:r>
+        <w:rPr>
+          <w:rFonts w:hint="cs"/>
+          <w:rtl/>
+        </w:rPr>
+        <w:t xml:space="preserve">" (1. كورنثوس 1: 11 </w:t>
+      </w:r>
+      <w:r>
+        <w:rPr>
+          <w:rtl/>
+        </w:rPr>
+        <w:t>–</w:t>
+      </w:r>
+      <w:r>
+        <w:rPr>
+          <w:rFonts w:hint="cs"/>
+          <w:rtl/>
+        </w:rPr>
+        <w:t xml:space="preserve"> 13). فس</w:t>
+      </w:r>
+      <w:r>
+        <w:rPr>
+          <w:rFonts w:hint="cs"/>
+          <w:rtl/>
+        </w:rPr>
+        <w:t>ِ</w:t>
+      </w:r>
+      <w:r>
+        <w:rPr>
+          <w:rFonts w:hint="cs"/>
+          <w:rtl/>
+        </w:rPr>
+        <w:t xml:space="preserve">ر الإثم كان قد ابتدأ عمله (2. تسالونيكي 2: 3 </w:t>
+      </w:r>
+      <w:r>
+        <w:rPr>
+          <w:rtl/>
+        </w:rPr>
+        <w:t>–</w:t>
+      </w:r>
+      <w:r>
+        <w:rPr>
+          <w:rFonts w:hint="cs"/>
+          <w:rtl/>
+        </w:rPr>
+        <w:t xml:space="preserve"> 8). إلا أن </w:t>
+      </w:r>
+      <w:r>
+        <w:rPr>
+          <w:rtl/>
+        </w:rPr>
+        <w:t>الشر</w:t>
+      </w:r>
+      <w:r>
+        <w:rPr>
+          <w:rtl/>
+        </w:rPr>
+        <w:t xml:space="preserve"> </w:t>
+      </w:r>
+      <w:r>
+        <w:rPr>
+          <w:rtl/>
+        </w:rPr>
+        <w:t xml:space="preserve">كان بعيدًا عن الحد الذي وصل إليه اليوم، باستثناء </w:t>
+      </w:r>
+      <w:r>
+        <w:rPr>
+          <w:rFonts w:hint="cs"/>
+          <w:rtl/>
+        </w:rPr>
+        <w:t>كنيسة</w:t>
+      </w:r>
+      <w:r>
+        <w:rPr>
+          <w:rtl/>
+        </w:rPr>
+        <w:t xml:space="preserve"> </w:t>
+      </w:r>
+      <w:proofErr w:type="spellStart"/>
+      <w:r>
+        <w:rPr>
+          <w:rtl/>
+        </w:rPr>
+        <w:t>ديوتريفس</w:t>
+      </w:r>
+      <w:proofErr w:type="spellEnd"/>
+      <w:r>
+        <w:rPr>
+          <w:rFonts w:hint="cs"/>
+          <w:rtl/>
+        </w:rPr>
+        <w:t xml:space="preserve"> (3. يوحنا 9 </w:t>
+      </w:r>
+      <w:r>
+        <w:rPr>
+          <w:rtl/>
+        </w:rPr>
+        <w:t>–</w:t>
+      </w:r>
+      <w:r>
+        <w:rPr>
+          <w:rFonts w:hint="cs"/>
+          <w:rtl/>
+        </w:rPr>
+        <w:t xml:space="preserve"> 10). ويقينًا أنه في زمن الرسل لم يُر</w:t>
+      </w:r>
+      <w:r>
+        <w:rPr>
+          <w:rFonts w:hint="cs"/>
+          <w:rtl/>
+        </w:rPr>
+        <w:t>َ</w:t>
+      </w:r>
+      <w:r>
+        <w:rPr>
+          <w:rFonts w:hint="cs"/>
+          <w:rtl/>
+        </w:rPr>
+        <w:t xml:space="preserve"> في موضع واحد أكثر من رعية واحدة.</w:t>
+      </w:r>
+      <w:r>
+        <w:rPr>
+          <w:rFonts w:hint="cs"/>
+          <w:rtl/>
+        </w:rPr>
+        <w:t xml:space="preserve"> ويقينًا لم يكن هنالك تصور بأنه سيأتي وقت فيه سيُرى في ذات المدينة أو القرية، ثلاث، أربع، خمس أو ست اجتماعات مختلفة، كل واحدة سيكون لها إيمانها، تنظيمها، عشاءها وخدمتها الخاصة </w:t>
+      </w:r>
+      <w:hyperlink r:id="rId11" w:anchor=":~:text=Trotz%20dieser%20Trennungen%20sagt%20man%2C%20dass%20im%20Grunde%20doch%20eine%20Einigkeit" w:history="1">
+        <w:r>
+          <w:rPr>
+            <w:rStyle w:val="Hyperlink"/>
+            <w:rtl/>
+          </w:rPr>
+          <w:t>بها</w:t>
+        </w:r>
+      </w:hyperlink>
+      <w:r>
+        <w:rPr>
+          <w:rFonts w:hint="cs"/>
+          <w:rtl/>
+        </w:rPr>
+        <w:t>.</w:t>
       </w:r>
     </w:p>
     <w:sectPr>

--- a/docs/downloads/البشير-بالخلاص-في-المسيح-1857/doc_0616.docx
+++ b/docs/downloads/البشير-بالخلاص-في-المسيح-1857/doc_0616.docx
@@ -14068,6 +14068,11 @@
       </w:r>
     </w:p>
     <w:p>
+      <w:pPr>
+        <w:rPr>
+          <w:rtl/>
+        </w:rPr>
+      </w:pPr>
       <w:r>
         <w:rPr>
           <w:rFonts w:hint="cs"/>
@@ -14234,19 +14239,7 @@
         <w:rPr>
           <w:rtl/>
         </w:rPr>
-        <w:t>الشر</w:t>
-      </w:r>
-      <w:r>
-        <w:rPr>
-          <w:rtl/>
-        </w:rPr>
-        <w:t xml:space="preserve"> </w:t>
-      </w:r>
-      <w:r>
-        <w:rPr>
-          <w:rtl/>
-        </w:rPr>
-        <w:t xml:space="preserve">كان بعيدًا عن الحد الذي وصل إليه اليوم، باستثناء </w:t>
+        <w:t xml:space="preserve">الشر كان بعيدًا عن الحد الذي وصل إليه اليوم، باستثناء </w:t>
       </w:r>
       <w:r>
         <w:rPr>
@@ -14310,13 +14303,505 @@
         </w:rPr>
         <w:t xml:space="preserve"> ويقينًا لم يكن هنالك تصور بأنه سيأتي وقت فيه سيُرى في ذات المدينة أو القرية، ثلاث، أربع، خمس أو ست اجتماعات مختلفة، كل واحدة سيكون لها إيمانها، تنظيمها، عشاءها وخدمتها الخاصة </w:t>
       </w:r>
-      <w:hyperlink r:id="rId11" w:anchor=":~:text=Trotz%20dieser%20Trennungen%20sagt%20man%2C%20dass%20im%20Grunde%20doch%20eine%20Einigkeit" w:history="1">
+      <w:r>
+        <w:rPr>
+          <w:rtl/>
+        </w:rPr>
+        <w:t>بها</w:t>
+      </w:r>
+      <w:r>
+        <w:rPr>
+          <w:rFonts w:hint="cs"/>
+          <w:rtl/>
+        </w:rPr>
+        <w:t>.</w:t>
+      </w:r>
+    </w:p>
+    <w:p>
+      <w:pPr>
+        <w:rPr>
+          <w:rtl/>
+        </w:rPr>
+      </w:pPr>
+      <w:r>
+        <w:rPr>
+          <w:rFonts w:hint="cs"/>
+          <w:rtl/>
+        </w:rPr>
+        <w:t xml:space="preserve">على الرغم من هذه الانقسامات قالوا، بأن هنالك أساسًا اتحاد بين هذه الاجتماعات (إن كانت مؤسسة على ذات الأساس) وبأن الرب عنى في كلامه هذه الوحدة الأساسية والغير منظورة، حينما طلب وِحدة تلاميذه. لكن هذا الاتحاد غير المنظور غير كافي ليؤمن العالم؛ فهو يحتاج لإعلان مرئي. فإن كان الاتحاد موجود فعلاً فلماذا هذه الانقسامات التي هي دافع للكثير من الخطايا ودافع دائم </w:t>
+      </w:r>
+      <w:proofErr w:type="spellStart"/>
+      <w:r>
+        <w:rPr>
+          <w:rFonts w:hint="cs"/>
+          <w:rtl/>
+        </w:rPr>
+        <w:t>للضعفات</w:t>
+      </w:r>
+      <w:proofErr w:type="spellEnd"/>
+      <w:r>
+        <w:rPr>
+          <w:rFonts w:hint="cs"/>
+          <w:rtl/>
+        </w:rPr>
+        <w:t xml:space="preserve"> في الكنيسة؟ لأن العطايا التي أُعطيت للمسيحيين في مختلف الاجتماعات والتي تزايدت من خلال الاتحاد</w:t>
+      </w:r>
+      <w:r>
+        <w:rPr>
+          <w:rFonts w:hint="cs"/>
+          <w:rtl/>
+        </w:rPr>
+        <w:t>، ستعمها بفيض من البناء والتعزية، فإنها الآن وصلت، إذ انقسموا، لعيش حياة بائسة، فاقدة قوتها، إن لم يكن استخدامها للنزاع فيما بينهم. فهي تشبه إسرائيل ويهوذا اللتان فصلتهما الخطية عن بعضهما وبدلاً من أن توحدا قواها ضد أعدائها المشتركين، استخدموها ليحاربوا بعضهم بعضًا؛ وحتى أنهم استدعوا مضر وأشور لمد يد العون لهما.</w:t>
+      </w:r>
+    </w:p>
+    <w:p>
+      <w:pPr>
+        <w:rPr>
+          <w:rtl/>
+        </w:rPr>
+      </w:pPr>
+      <w:r>
+        <w:rPr>
+          <w:rFonts w:hint="cs"/>
+          <w:rtl/>
+        </w:rPr>
+        <w:t>إذاعة خبر الارتداد في الرسائل</w:t>
+      </w:r>
+    </w:p>
+    <w:p>
+      <w:r>
+        <w:rPr>
+          <w:rFonts w:hint="cs"/>
+          <w:rtl/>
+        </w:rPr>
+        <w:t>حتى نميز ارتداد الكنيسة، فسيكفي إن تذكرنا ما هي بحسب قصد الله، ومن ثم أن نلقي نظرة إلى ما قد أصبحت عليه في المسيحية. ولكن بالمناسبة نحن لدينا حول هذا الموضوع أوضح وأدق الأقوال. فبولس قال لكنيسة رومية: "</w:t>
+      </w:r>
+      <w:r>
+        <w:rPr>
+          <w:rtl/>
+        </w:rPr>
+        <w:t>فَهُوَذَا لُطْفُ اللهِ وَصَرَامَتُهُ: أَمَّا الصَّرَامَةُ فَعَلَى الَّذِينَ سَقَطُوا، وَأَمَّا اللُّطْفُ فَلَكَ، إِنْ ثَبَتَّ فِي اللُّطْفِ، وَإِلاَّ فَأَنْتَ أَيْضًا سَتُقْطَعُ.</w:t>
+      </w:r>
+      <w:r>
+        <w:rPr>
+          <w:rFonts w:hint="cs"/>
+          <w:rtl/>
+        </w:rPr>
+        <w:t xml:space="preserve">" (رومية 11: 22). </w:t>
+      </w:r>
+      <w:r>
+        <w:rPr>
+          <w:rFonts w:hint="cs"/>
+          <w:rtl/>
+        </w:rPr>
+        <w:t xml:space="preserve">فإنه يقدّم احتمال الارتداد؛ وفي هذا الحال هو لا يخبر عن نهوض ثانية، وإنما عن قطع؛ إلا أنه ليس طرح، لأنه لا يمكن بحسب أمانة الله بأن يهلك أحد المختارين، حتى وإن عليهم أن يعانوا بسبب سقوطهم. </w:t>
+      </w:r>
+      <w:r>
+        <w:rPr>
+          <w:rFonts w:hint="cs"/>
+          <w:rtl/>
+        </w:rPr>
+        <w:t xml:space="preserve">وهذا الارتداد الذي حذّر منه بولس المسيحيين في كنيسة رومية، أخبر به بصورة محددة شيوخ كنيسة أفسس (أعمال الرسل 20: 29 </w:t>
+      </w:r>
+      <w:r>
+        <w:rPr>
+          <w:rtl/>
+        </w:rPr>
+        <w:t>–</w:t>
+      </w:r>
+      <w:r>
+        <w:rPr>
+          <w:rFonts w:hint="cs"/>
+          <w:rtl/>
+        </w:rPr>
+        <w:t xml:space="preserve"> 30): "</w:t>
+      </w:r>
+      <w:r>
+        <w:rPr>
+          <w:rFonts w:ascii="Tahoma" w:hAnsi="Tahoma" w:cs="Tahoma" w:hint="cs"/>
+          <w:rtl/>
+        </w:rPr>
+        <w:t>﻿</w:t>
+      </w:r>
+      <w:r>
+        <w:rPr>
+          <w:rFonts w:hint="cs"/>
+          <w:rtl/>
+        </w:rPr>
+        <w:t>لأَنِّي</w:t>
+      </w:r>
+      <w:r>
+        <w:rPr>
+          <w:rtl/>
+        </w:rPr>
+        <w:t xml:space="preserve"> </w:t>
+      </w:r>
+      <w:r>
+        <w:rPr>
+          <w:rFonts w:hint="cs"/>
+          <w:rtl/>
+        </w:rPr>
+        <w:t>أَعْلَمُ</w:t>
+      </w:r>
+      <w:r>
+        <w:rPr>
+          <w:rtl/>
+        </w:rPr>
+        <w:t xml:space="preserve"> </w:t>
+      </w:r>
+      <w:r>
+        <w:rPr>
+          <w:rFonts w:hint="cs"/>
+          <w:rtl/>
+        </w:rPr>
+        <w:t>هذَا</w:t>
+      </w:r>
+      <w:r>
+        <w:rPr>
+          <w:rtl/>
+        </w:rPr>
+        <w:t xml:space="preserve">: </w:t>
+      </w:r>
+      <w:r>
+        <w:rPr>
+          <w:rFonts w:hint="cs"/>
+          <w:rtl/>
+        </w:rPr>
+        <w:t>أَنَّهُ</w:t>
+      </w:r>
+      <w:r>
+        <w:rPr>
+          <w:rtl/>
+        </w:rPr>
+        <w:t xml:space="preserve"> </w:t>
+      </w:r>
+      <w:r>
+        <w:rPr>
+          <w:rFonts w:hint="cs"/>
+          <w:rtl/>
+        </w:rPr>
+        <w:t>بَعْدَ</w:t>
+      </w:r>
+      <w:r>
+        <w:rPr>
+          <w:rtl/>
+        </w:rPr>
+        <w:t xml:space="preserve"> </w:t>
+      </w:r>
+      <w:r>
+        <w:rPr>
+          <w:rFonts w:hint="cs"/>
+          <w:rtl/>
+        </w:rPr>
+        <w:t>ذِهَابِي</w:t>
+      </w:r>
+      <w:r>
+        <w:rPr>
+          <w:rtl/>
+        </w:rPr>
+        <w:t xml:space="preserve"> </w:t>
+      </w:r>
+      <w:r>
+        <w:rPr>
+          <w:rFonts w:hint="cs"/>
+          <w:rtl/>
+        </w:rPr>
+        <w:t>سَيَدْخُلُ</w:t>
+      </w:r>
+      <w:r>
+        <w:rPr>
+          <w:rtl/>
+        </w:rPr>
+        <w:t xml:space="preserve"> </w:t>
+      </w:r>
+      <w:r>
+        <w:rPr>
+          <w:rFonts w:hint="cs"/>
+          <w:rtl/>
+        </w:rPr>
+        <w:t>بَيْنَكُمْ</w:t>
+      </w:r>
+      <w:r>
+        <w:rPr>
+          <w:rtl/>
+        </w:rPr>
+        <w:t xml:space="preserve"> </w:t>
+      </w:r>
+      <w:r>
+        <w:rPr>
+          <w:rFonts w:hint="cs"/>
+          <w:rtl/>
+        </w:rPr>
+        <w:t>ذِئَابٌ</w:t>
+      </w:r>
+      <w:r>
+        <w:rPr>
+          <w:rtl/>
+        </w:rPr>
+        <w:t xml:space="preserve"> </w:t>
+      </w:r>
+      <w:r>
+        <w:rPr>
+          <w:rFonts w:hint="cs"/>
+          <w:rtl/>
+        </w:rPr>
+        <w:t>خَاطِفَةٌ</w:t>
+      </w:r>
+      <w:r>
+        <w:rPr>
+          <w:rtl/>
+        </w:rPr>
+        <w:t xml:space="preserve"> </w:t>
+      </w:r>
+      <w:r>
+        <w:rPr>
+          <w:rFonts w:hint="cs"/>
+          <w:rtl/>
+        </w:rPr>
+        <w:t>لاَ</w:t>
+      </w:r>
+      <w:r>
+        <w:rPr>
+          <w:rtl/>
+        </w:rPr>
+        <w:t xml:space="preserve"> </w:t>
+      </w:r>
+      <w:r>
+        <w:rPr>
+          <w:rFonts w:hint="cs"/>
+          <w:rtl/>
+        </w:rPr>
+        <w:t>تُشْفِقُ</w:t>
+      </w:r>
+      <w:r>
+        <w:rPr>
+          <w:rtl/>
+        </w:rPr>
+        <w:t xml:space="preserve"> </w:t>
+      </w:r>
+      <w:r>
+        <w:rPr>
+          <w:rFonts w:hint="cs"/>
+          <w:rtl/>
+        </w:rPr>
+        <w:t>عَلَى</w:t>
+      </w:r>
+      <w:r>
+        <w:rPr>
+          <w:rtl/>
+        </w:rPr>
+        <w:t xml:space="preserve"> </w:t>
+      </w:r>
+      <w:r>
+        <w:rPr>
+          <w:rFonts w:hint="cs"/>
+          <w:rtl/>
+        </w:rPr>
+        <w:t>الرَّعِيَّةِ</w:t>
+      </w:r>
+      <w:r>
+        <w:rPr>
+          <w:rtl/>
+        </w:rPr>
+        <w:t xml:space="preserve">.  </w:t>
+      </w:r>
+      <w:r>
+        <w:rPr>
+          <w:rFonts w:ascii="Tahoma" w:hAnsi="Tahoma" w:cs="Tahoma" w:hint="cs"/>
+          <w:rtl/>
+        </w:rPr>
+        <w:t>﻿</w:t>
+      </w:r>
+      <w:r>
+        <w:rPr>
+          <w:rtl/>
+        </w:rPr>
+        <w:t>30</w:t>
+      </w:r>
+      <w:r>
+        <w:rPr>
+          <w:rFonts w:ascii="Tahoma" w:hAnsi="Tahoma" w:cs="Tahoma" w:hint="cs"/>
+          <w:rtl/>
+        </w:rPr>
+        <w:t>﻿</w:t>
+      </w:r>
+      <w:r>
+        <w:rPr>
+          <w:rtl/>
+        </w:rPr>
+        <w:t xml:space="preserve"> </w:t>
+      </w:r>
+      <w:r>
+        <w:rPr>
+          <w:rFonts w:ascii="Tahoma" w:hAnsi="Tahoma" w:cs="Tahoma" w:hint="cs"/>
+          <w:rtl/>
+        </w:rPr>
+        <w:t>﻿</w:t>
+      </w:r>
+      <w:r>
+        <w:rPr>
+          <w:rFonts w:hint="cs"/>
+          <w:rtl/>
+        </w:rPr>
+        <w:t>وَمِنْكُمْ</w:t>
+      </w:r>
+      <w:r>
+        <w:rPr>
+          <w:rtl/>
+        </w:rPr>
+        <w:t xml:space="preserve"> </w:t>
+      </w:r>
+      <w:r>
+        <w:rPr>
+          <w:rFonts w:hint="cs"/>
+          <w:rtl/>
+        </w:rPr>
+        <w:t>أَنْتُمْ</w:t>
+      </w:r>
+      <w:r>
+        <w:rPr>
+          <w:rtl/>
+        </w:rPr>
+        <w:t xml:space="preserve"> </w:t>
+      </w:r>
+      <w:r>
+        <w:rPr>
+          <w:rFonts w:hint="cs"/>
+          <w:rtl/>
+        </w:rPr>
+        <w:t>سَيَقُومُ</w:t>
+      </w:r>
+      <w:r>
+        <w:rPr>
+          <w:rtl/>
+        </w:rPr>
+        <w:t xml:space="preserve"> </w:t>
+      </w:r>
+      <w:r>
+        <w:rPr>
+          <w:rFonts w:hint="cs"/>
+          <w:rtl/>
+        </w:rPr>
+        <w:t>رِجَالٌ</w:t>
+      </w:r>
+      <w:r>
+        <w:rPr>
+          <w:rtl/>
+        </w:rPr>
+        <w:t xml:space="preserve"> </w:t>
+      </w:r>
+      <w:r>
+        <w:rPr>
+          <w:rFonts w:hint="cs"/>
+          <w:rtl/>
+        </w:rPr>
+        <w:t>يَتَكَلَّمُونَ</w:t>
+      </w:r>
+      <w:r>
+        <w:rPr>
+          <w:rtl/>
+        </w:rPr>
+        <w:t xml:space="preserve"> </w:t>
+      </w:r>
+      <w:r>
+        <w:rPr>
+          <w:rFonts w:hint="cs"/>
+          <w:rtl/>
+        </w:rPr>
+        <w:t>بِأُمُورٍ</w:t>
+      </w:r>
+      <w:r>
+        <w:rPr>
+          <w:rtl/>
+        </w:rPr>
+        <w:t xml:space="preserve"> </w:t>
+      </w:r>
+      <w:r>
+        <w:rPr>
+          <w:rFonts w:hint="cs"/>
+          <w:rtl/>
+        </w:rPr>
+        <w:t>مُلْتَوِيَةٍ</w:t>
+      </w:r>
+      <w:r>
+        <w:rPr>
+          <w:rtl/>
+        </w:rPr>
+        <w:t xml:space="preserve"> </w:t>
+      </w:r>
+      <w:r>
+        <w:rPr>
+          <w:rFonts w:hint="cs"/>
+          <w:rtl/>
+        </w:rPr>
+        <w:t>لِيَجْتَذِبُوا</w:t>
+      </w:r>
+      <w:r>
+        <w:rPr>
+          <w:rtl/>
+        </w:rPr>
+        <w:t xml:space="preserve"> </w:t>
+      </w:r>
+      <w:r>
+        <w:rPr>
+          <w:rFonts w:hint="cs"/>
+          <w:rtl/>
+        </w:rPr>
+        <w:t>التَّلاَمِيذَ</w:t>
+      </w:r>
+      <w:r>
+        <w:rPr>
+          <w:rtl/>
+        </w:rPr>
+        <w:t xml:space="preserve"> </w:t>
+      </w:r>
+      <w:r>
+        <w:rPr>
+          <w:rFonts w:hint="cs"/>
+          <w:rtl/>
+        </w:rPr>
+        <w:t>وَرَاءَهُمْ</w:t>
+      </w:r>
+      <w:r>
+        <w:rPr>
+          <w:rtl/>
+        </w:rPr>
+        <w:t>.</w:t>
+      </w:r>
+      <w:r>
+        <w:rPr>
+          <w:rFonts w:hint="cs"/>
+          <w:rtl/>
+        </w:rPr>
+        <w:t xml:space="preserve">" (انظر أيضًا 2. بطرس 1: 12 </w:t>
+      </w:r>
+      <w:r>
+        <w:rPr>
+          <w:rtl/>
+        </w:rPr>
+        <w:t>–</w:t>
+      </w:r>
+      <w:r>
+        <w:rPr>
+          <w:rFonts w:hint="cs"/>
+          <w:rtl/>
+        </w:rPr>
+        <w:t xml:space="preserve"> 15، قارن مع 2. بطرس 2، بالأخص مع 2. بطرس 2: 1). فما هو من بعد كل هذا تعاقب الوظائف الرسولية وعتق التعليم، الذي تستند عليه الكثير من الاجتماعات؟ آهٍ</w:t>
+      </w:r>
+      <w:r>
+        <w:rPr>
+          <w:rFonts w:hint="cs"/>
+          <w:rtl/>
+        </w:rPr>
+        <w:t xml:space="preserve">!، إنه فقط تعليم الكلمة الوحيد الحقيقي وفقط الخدمة المقبولة لدى الله هي المسلّمة </w:t>
+      </w:r>
+      <w:hyperlink r:id="rId11" w:anchor=":~:text=%C3%9Cbrigens%20warteten%20die%20falschen%20Lehrer%20und%20die%20verderblichen%20Lehren%20nicht%20einmal%20den%20Abschied%20der%20Apostel%20ab" w:history="1">
         <w:r>
           <w:rPr>
             <w:rStyle w:val="Hyperlink"/>
             <w:rtl/>
           </w:rPr>
-          <w:t>بها</w:t>
+          <w:t>بالروح</w:t>
         </w:r>
       </w:hyperlink>
       <w:r>

--- a/docs/downloads/البشير-بالخلاص-في-المسيح-1857/doc_0616.docx
+++ b/docs/downloads/البشير-بالخلاص-في-المسيح-1857/doc_0616.docx
@@ -14369,6 +14369,11 @@
       </w:r>
     </w:p>
     <w:p>
+      <w:pPr>
+        <w:rPr>
+          <w:rtl/>
+        </w:rPr>
+      </w:pPr>
       <w:r>
         <w:rPr>
           <w:rFonts w:hint="cs"/>
@@ -14795,13 +14800,354 @@
         </w:rPr>
         <w:t xml:space="preserve">!، إنه فقط تعليم الكلمة الوحيد الحقيقي وفقط الخدمة المقبولة لدى الله هي المسلّمة </w:t>
       </w:r>
-      <w:hyperlink r:id="rId11" w:anchor=":~:text=%C3%9Cbrigens%20warteten%20die%20falschen%20Lehrer%20und%20die%20verderblichen%20Lehren%20nicht%20einmal%20den%20Abschied%20der%20Apostel%20ab" w:history="1">
+      <w:r>
+        <w:rPr>
+          <w:rtl/>
+        </w:rPr>
+        <w:t>بالروح</w:t>
+      </w:r>
+      <w:r>
+        <w:rPr>
+          <w:rFonts w:hint="cs"/>
+          <w:rtl/>
+        </w:rPr>
+        <w:t>.</w:t>
+      </w:r>
+    </w:p>
+    <w:p>
+      <w:pPr>
+        <w:rPr>
+          <w:rtl/>
+        </w:rPr>
+      </w:pPr>
+      <w:r>
+        <w:rPr>
+          <w:rFonts w:hint="cs"/>
+          <w:rtl/>
+        </w:rPr>
+        <w:t>ف</w:t>
+      </w:r>
+      <w:r>
+        <w:rPr>
+          <w:rtl/>
+        </w:rPr>
+        <w:t xml:space="preserve">دخول المعلمين الكذبة والتعاليم </w:t>
+      </w:r>
+      <w:r>
+        <w:rPr>
+          <w:rFonts w:hint="cs"/>
+          <w:rtl/>
+        </w:rPr>
+        <w:t>الفاسدة</w:t>
+      </w:r>
+      <w:r>
+        <w:rPr>
+          <w:rtl/>
+        </w:rPr>
+        <w:t xml:space="preserve"> إلى </w:t>
+      </w:r>
+      <w:r>
+        <w:rPr>
+          <w:rFonts w:hint="cs"/>
+          <w:rtl/>
+        </w:rPr>
+        <w:t>الكنائس</w:t>
+      </w:r>
+      <w:r>
+        <w:rPr>
+          <w:rtl/>
+        </w:rPr>
+        <w:t xml:space="preserve"> لم ينتظر حتى رحيل الرسل</w:t>
+      </w:r>
+      <w:r>
+        <w:rPr>
+          <w:rFonts w:hint="cs"/>
+          <w:rtl/>
+        </w:rPr>
+        <w:t>.</w:t>
+      </w:r>
+      <w:r>
+        <w:rPr>
+          <w:rtl/>
+        </w:rPr>
+        <w:t xml:space="preserve"> إذ توجد جماعات رسولية قليلة لم يُلاحظ فيها </w:t>
+      </w:r>
+      <w:r>
+        <w:rPr>
+          <w:rFonts w:hint="cs"/>
+          <w:rtl/>
+        </w:rPr>
+        <w:t>علامات ل</w:t>
+      </w:r>
+      <w:r>
+        <w:rPr>
+          <w:rtl/>
+        </w:rPr>
+        <w:t>حضورهم</w:t>
+      </w:r>
+      <w:r>
+        <w:rPr>
+          <w:rFonts w:hint="cs"/>
+          <w:rtl/>
+        </w:rPr>
+        <w:t xml:space="preserve"> </w:t>
+      </w:r>
+      <w:r>
+        <w:rPr>
+          <w:rtl/>
+        </w:rPr>
+        <w:t xml:space="preserve">— بدءًا من </w:t>
+      </w:r>
+      <w:r>
+        <w:rPr>
+          <w:rFonts w:hint="cs"/>
+          <w:rtl/>
+        </w:rPr>
+        <w:t>الكنيسة</w:t>
+      </w:r>
+      <w:r>
+        <w:rPr>
+          <w:rtl/>
+        </w:rPr>
+        <w:t xml:space="preserve"> التي في أفسس ووصولاً إلى تلك التي </w:t>
+      </w:r>
+      <w:proofErr w:type="spellStart"/>
+      <w:r>
+        <w:rPr>
+          <w:rtl/>
+        </w:rPr>
+        <w:t>لديوتريفس</w:t>
+      </w:r>
+      <w:proofErr w:type="spellEnd"/>
+      <w:r>
+        <w:rPr>
+          <w:rtl/>
+        </w:rPr>
+        <w:t xml:space="preserve">، حيث طُرد الرسول يوحنا والذين أرادوا قبوله (انظر 1كورنثوس 3: 1-4؛ 5؛ 6؛ 11: 17-22؛ 15: 12، 33-34؛ </w:t>
+      </w:r>
+      <w:proofErr w:type="spellStart"/>
+      <w:r>
+        <w:rPr>
+          <w:rtl/>
+        </w:rPr>
+        <w:t>غلاطية</w:t>
+      </w:r>
+      <w:proofErr w:type="spellEnd"/>
+      <w:r>
+        <w:rPr>
+          <w:rtl/>
+        </w:rPr>
+        <w:t xml:space="preserve"> 1: 6-7؛ 2: 4-5؛ 3: 1؛ 5: 7-15؛ 6: 12-13؛ </w:t>
+      </w:r>
+      <w:proofErr w:type="spellStart"/>
+      <w:r>
+        <w:rPr>
+          <w:rtl/>
+        </w:rPr>
+        <w:t>كولوسي</w:t>
+      </w:r>
+      <w:proofErr w:type="spellEnd"/>
+      <w:r>
+        <w:rPr>
+          <w:rtl/>
+        </w:rPr>
+        <w:t xml:space="preserve"> 2: 8، 16-23). وبعيدًا عن أن تختفي هذه الاضطرابات فيما بعد، يعلّمنا الرسل أن الفساد سيزداد أكثر فأكثر</w:t>
+      </w:r>
+      <w:r>
+        <w:rPr>
+          <w:rFonts w:hint="cs"/>
+          <w:rtl/>
+        </w:rPr>
+        <w:t xml:space="preserve"> وصولاً</w:t>
+      </w:r>
+      <w:r>
+        <w:rPr>
+          <w:rtl/>
+        </w:rPr>
+        <w:t xml:space="preserve"> إلى النهاية:</w:t>
+      </w:r>
+    </w:p>
+    <w:p>
+      <w:pPr>
+        <w:rPr>
+          <w:rtl/>
+        </w:rPr>
+      </w:pPr>
+      <w:r>
+        <w:rPr>
+          <w:rtl/>
+        </w:rPr>
+        <w:t xml:space="preserve">«وَلكِنَّ الرُّوحَ يَقُولُ صَرِيحاً: إِنَّهُ فِي الأَزْمِنَةِ الأَخِيرَةِ يَرْتَدُّ قَوْمٌ عَنِ الإِيمَانِ، تَابِعِينَ أَرْوَاحاً مُضِلَّةً وَتَعَالِيمَ شَيَاطِينَ، فِي رِيَاءِ أَقْوَالٍ كَاذِبَةٍ، </w:t>
+      </w:r>
+      <w:r>
+        <w:rPr>
+          <w:rtl/>
+        </w:rPr>
+        <w:t>مَوْسُومَةً</w:t>
+      </w:r>
+      <w:r>
+        <w:rPr>
+          <w:rFonts w:hint="cs"/>
+          <w:rtl/>
+        </w:rPr>
+        <w:t xml:space="preserve"> </w:t>
+      </w:r>
+      <w:r>
+        <w:rPr>
+          <w:rtl/>
+        </w:rPr>
+        <w:t>ضَمَائِرُهُمْ، مَانِعِينَ عَنِ الزَّوَاجِ، وَآم</w:t>
+      </w:r>
+      <w:r>
+        <w:rPr>
+          <w:rFonts w:hint="eastAsia"/>
+          <w:rtl/>
+        </w:rPr>
+        <w:t>ِرِينَ</w:t>
+      </w:r>
+      <w:r>
+        <w:rPr>
+          <w:rtl/>
+        </w:rPr>
+        <w:t xml:space="preserve"> أَنْ </w:t>
+      </w:r>
+      <w:proofErr w:type="spellStart"/>
+      <w:r>
+        <w:rPr>
+          <w:rtl/>
+        </w:rPr>
+        <w:t>يُؤْتَنَعَ</w:t>
+      </w:r>
+      <w:proofErr w:type="spellEnd"/>
+      <w:r>
+        <w:rPr>
+          <w:rtl/>
+        </w:rPr>
+        <w:t xml:space="preserve"> عَنْ أَطْعِمَةٍ قَدْ خَلَقَهَا اللهُ لِتُتَنَاوَلَ بِالشُّكْرِ مِنَ الْمُؤْمِنِينَ وَعَارِفِي الْحَقِّ» (1تيموثاوس 4: 1-3).</w:t>
+      </w:r>
+    </w:p>
+    <w:p>
+      <w:r>
+        <w:rPr>
+          <w:rFonts w:hint="cs"/>
+          <w:rtl/>
+        </w:rPr>
+        <w:t>"</w:t>
+      </w:r>
+      <w:r>
+        <w:rPr>
+          <w:rtl/>
+        </w:rPr>
+        <w:t xml:space="preserve">1وَلكِنِ اعْلَمْ هذَا أَنَّهُ فِي الأَيَّامِ الأَخِيرَةِ سَتَأْتِي أَزْمِنَةٌ صَعْبَةٌ،  2لأَنَّ النَّاسَ يَكُونُونَ مُحِبِّينَ لأَنْفُسِهِمْ، مُحِبِّينَ لِلْمَالِ، مُتَعَظِّمِينَ، مُسْتَكْبِرِينَ، مُجَدِّفِينَ، غَيْرَ طَائِعِينَ لِوَالِدِيهِمْ، غَيْرَ شَاكِرِينَ، دَنِسِينَ،  3بِلاَ حُنُوٍّ، بِلاَ رِضًى، </w:t>
+      </w:r>
+      <w:proofErr w:type="spellStart"/>
+      <w:r>
+        <w:rPr>
+          <w:rtl/>
+        </w:rPr>
+        <w:t>ثَالِبِينَ</w:t>
+      </w:r>
+      <w:proofErr w:type="spellEnd"/>
+      <w:r>
+        <w:rPr>
+          <w:rtl/>
+        </w:rPr>
+        <w:t xml:space="preserve">، عَدِيمِي النَّزَاهَةِ، شَرِسِينَ، غَيْرَ مُحِبِّينَ لِلصَّلاَحِ،  4خَائِنِينَ، مُقْتَحِمِينَ، </w:t>
+      </w:r>
+      <w:proofErr w:type="spellStart"/>
+      <w:r>
+        <w:rPr>
+          <w:rtl/>
+        </w:rPr>
+        <w:t>مُتَصَلِّفِينَ</w:t>
+      </w:r>
+      <w:proofErr w:type="spellEnd"/>
+      <w:r>
+        <w:rPr>
+          <w:rtl/>
+        </w:rPr>
+        <w:t>، مُحِبِّينَ لِلَّذَّاتِ دُونَ مَحَبَّةٍ ِللهِ،  5لَهُمْ صُورَةُ التَّقْوَى، وَلكِنَّهُمْ مُنْكِرُونَ قُوَّتَهَا. فَأَعْرِضْ عَنْ هؤُلاَءِ.</w:t>
+      </w:r>
+      <w:r>
+        <w:rPr>
+          <w:rFonts w:hint="cs"/>
+          <w:rtl/>
+        </w:rPr>
+        <w:t xml:space="preserve">.. </w:t>
+      </w:r>
+      <w:r>
+        <w:rPr>
+          <w:rtl/>
+        </w:rPr>
+        <w:t>وَجَمِيعُ الَّذِينَ يُرِيدُونَ أَنْ يَعِيشُوا بِالتَّقْوَى فِي الْمَسِيحِ يَسُوعَ يُضْطَهَدُونَ.  13وَلكِنَّ النَّاسَ الأَشْرَارَ الْمُزَوِّرِينَ سَيَتَقَدَّمُونَ إِلَى أَرْدَأَ، مُضِلِّينَ وَمُضَلِّينَ.</w:t>
+      </w:r>
+      <w:r>
+        <w:rPr>
+          <w:rFonts w:hint="cs"/>
+          <w:rtl/>
+        </w:rPr>
+        <w:t>" (2. تيموثاوس 3: 1-5، 12 -13). "</w:t>
+      </w:r>
+      <w:r>
+        <w:rPr>
+          <w:rtl/>
+        </w:rPr>
+        <w:t xml:space="preserve">وَلكِنْ، كَانَ أَيْضًا فِي الشَّعْبِ أَنْبِيَاءُ كَذَبَةٌ، كَمَا سَيَكُونُ فِيكُمْ أَيْضًا مُعَلِّمُونَ كَذَبَةٌ، الَّذِينَ يَدُسُّونَ بِدَعَ هَلاَكٍ. وَإِذْ هُمْ يُنْكِرُونَ الرَّبَّ الَّذِي اشْتَرَاهُمْ، يَجْلِبُونَ عَلَى أَنْفُسِهِمْ هَلاَكًا سَرِيعًا.  2وَسَيَتْبَعُ كَثِيرُونَ </w:t>
+      </w:r>
+      <w:proofErr w:type="spellStart"/>
+      <w:r>
+        <w:rPr>
+          <w:rtl/>
+        </w:rPr>
+        <w:t>تَهْلُكَاتِهِمْ</w:t>
+      </w:r>
+      <w:proofErr w:type="spellEnd"/>
+      <w:r>
+        <w:rPr>
+          <w:rtl/>
+        </w:rPr>
+        <w:t>. الَّذِينَ بِسَبَبِهِمْ يُجَدَّفُ عَلَى طَرِيقِ الْحَقِّ.  3وَهُمْ فِي الطَّمَعِ يَتَّجِرُونَ بِكُمْ بِأَقْوَال مُصَنَّعَةٍ، الَّذِينَ دَيْنُونَتُهُمْ مُنْذُ الْقَدِيمِ لاَ تَتَوَانَى، وَهَلاَكُهُمْ لاَ يَنْعَسُ.</w:t>
+      </w:r>
+      <w:r>
+        <w:rPr>
+          <w:rFonts w:hint="cs"/>
+          <w:rtl/>
+        </w:rPr>
+        <w:t xml:space="preserve">.. </w:t>
+      </w:r>
+      <w:r>
+        <w:rPr>
+          <w:rtl/>
+        </w:rPr>
+        <w:t xml:space="preserve">3عَالِمِينَ هذَا أَوَّلاً: أَنَّهُ سَيَأْتِي فِي آخِرِ الأَيَّامِ قَوْمٌ مُسْتَهْزِئُونَ، سَالِكِينَ بِحَسَبِ شَهَوَاتِ </w:t>
+      </w:r>
+      <w:r>
+        <w:rPr>
+          <w:rFonts w:hint="cs"/>
+          <w:rtl/>
+        </w:rPr>
+        <w:t>أَنْفُسِهِمْ، 4</w:t>
+      </w:r>
+      <w:r>
+        <w:rPr>
+          <w:rtl/>
+        </w:rPr>
+        <w:t>وَقَائِلِينَ: «أَيْنَ هُوَ مَوْعِدُ مَجِيئِهِ؟ لأَنَّهُ مِنْ حِينَ رَقَدَ الآبَاءُ كُلُّ شَيْءٍ بَاق هكَذَا مِنْ بَدْءِ الْخَلِيقَةِ».  5لأَنَّ هذَا يَخْفَى عَلَيْهِمْ بِإِرَادَتِهِمْ: أَنَّ السَّمَاوَاتِ كَانَتْ مُنْذُ الْقَدِيمِ، وَالأَرْضَ بِكَلِمَةِ اللهِ قَائِمَةً مِنَ الْمَاءِ وَبِالْمَاءِ،</w:t>
+      </w:r>
+      <w:r>
+        <w:rPr>
+          <w:rFonts w:hint="cs"/>
+          <w:rtl/>
+        </w:rPr>
+        <w:t xml:space="preserve">" (2. </w:t>
+      </w:r>
+      <w:hyperlink r:id="rId11" w:anchor=":~:text=Welch%20trauriges%20Gem%C3%A4lde%20der%20letzten%20Tage%20des%20Zeitlaufs!" w:history="1">
         <w:r>
           <w:rPr>
             <w:rStyle w:val="Hyperlink"/>
             <w:rtl/>
           </w:rPr>
-          <w:t>بالروح</w:t>
+          <w:t>بطرس</w:t>
         </w:r>
       </w:hyperlink>
       <w:r>
@@ -14809,7 +15155,7 @@
           <w:rFonts w:hint="cs"/>
           <w:rtl/>
         </w:rPr>
-        <w:t>.</w:t>
+        <w:t xml:space="preserve"> 2: 1 -3؛ 3: 3 -5).</w:t>
       </w:r>
     </w:p>
     <w:sectPr>
